--- a/01-精益工具知识库/01-精益基础/02-八大浪费识别指南.docx
+++ b/01-精益工具知识库/01-精益基础/02-八大浪费识别指南.docx
@@ -30,7 +30,7 @@
           <w:i/>
           <w:sz w:val="20"/>
         </w:rPr>
-        <w:t>本文档系统介绍精益生产中的八大浪费（DOWNTIME），结合金属紧固件制造的实际场景，帮助现场管理者和改善团队识别、分类和消除各类浪费。</w:t>
+        <w:t>本文档系统介绍精益生产中的八大浪费（DOWNTIME），结合离散制造的实际场景，帮助现场管理者和改善团队识别、分类和消除各类浪费。</w:t>
       </w:r>
     </w:p>
     <w:p>
@@ -1241,7 +1241,7 @@
           <w:i w:val="0"/>
           <w:sz w:val="26"/>
         </w:rPr>
-        <w:t>2.2 紧固件行业的典型表现</w:t>
+        <w:t>2.2 制造业的典型表现</w:t>
       </w:r>
     </w:p>
     <w:p>
@@ -1269,7 +1269,7 @@
           <w:i w:val="0"/>
           <w:sz w:val="22"/>
         </w:rPr>
-        <w:t>螺纹外径、中径、小径超差</w:t>
+        <w:t>外径、关键尺寸、内径超差</w:t>
       </w:r>
     </w:p>
     <w:p>
@@ -1283,7 +1283,7 @@
           <w:i w:val="0"/>
           <w:sz w:val="22"/>
         </w:rPr>
-        <w:t>头部对边宽度、头部高度不在公差范围内</w:t>
+        <w:t>头部对边宽度、外形高度不在公差范围内</w:t>
       </w:r>
     </w:p>
     <w:p>
@@ -1325,7 +1325,7 @@
           <w:i w:val="0"/>
           <w:sz w:val="24"/>
         </w:rPr>
-        <w:t>螺纹不良</w:t>
+        <w:t>尺寸不良</w:t>
       </w:r>
     </w:p>
     <w:p>
@@ -1339,7 +1339,7 @@
           <w:i w:val="0"/>
           <w:sz w:val="22"/>
         </w:rPr>
-        <w:t>螺纹烂牙、滑牙</w:t>
+        <w:t>表面烂纹、滑牙</w:t>
       </w:r>
     </w:p>
     <w:p>
@@ -1353,7 +1353,7 @@
           <w:i w:val="0"/>
           <w:sz w:val="22"/>
         </w:rPr>
-        <w:t>螺纹通止规检测不通过</w:t>
+        <w:t>量规检测不通过</w:t>
       </w:r>
     </w:p>
     <w:p>
@@ -1367,7 +1367,7 @@
           <w:i w:val="0"/>
           <w:sz w:val="22"/>
         </w:rPr>
-        <w:t>螺纹表面粗糙度超标</w:t>
+        <w:t>表面粗糙度超标</w:t>
       </w:r>
     </w:p>
     <w:p>
@@ -1381,7 +1381,7 @@
           <w:i w:val="0"/>
           <w:sz w:val="22"/>
         </w:rPr>
-        <w:t>螺纹牙型角偏差</w:t>
+        <w:t>轮廓角度偏差</w:t>
       </w:r>
     </w:p>
     <w:p>
@@ -1423,7 +1423,7 @@
           <w:i w:val="0"/>
           <w:sz w:val="22"/>
         </w:rPr>
-        <w:t>螺纹部分变形导致无法装配</w:t>
+        <w:t>配合面变形导致无法装配</w:t>
       </w:r>
     </w:p>
     <w:p>
@@ -1981,7 +1981,7 @@
           <w:i w:val="0"/>
           <w:sz w:val="22"/>
         </w:rPr>
-        <w:t>案例：某紧固件厂螺纹不良率改善</w:t>
+        <w:t>案例：某工厂尺寸不良率改善</w:t>
       </w:r>
     </w:p>
     <w:p>
@@ -1995,7 +1995,7 @@
           <w:i w:val="0"/>
           <w:sz w:val="22"/>
         </w:rPr>
-        <w:t>问题</w:t>
+        <w:t>问题：某型号 工件量规检测不良率 2.3%</w:t>
       </w:r>
       <w:r>
         <w:rPr>
@@ -2004,7 +2004,6 @@
           <w:i w:val="0"/>
           <w:sz w:val="22"/>
         </w:rPr>
-        <w:t>：M10 六角螺栓螺纹通止规检测不良率 2.3%</w:t>
       </w:r>
     </w:p>
     <w:p>
@@ -2018,7 +2017,7 @@
           <w:i w:val="0"/>
           <w:sz w:val="22"/>
         </w:rPr>
-        <w:t>分析</w:t>
+        <w:t>分析：通过鱼骨图分析发现，主要原因是加工刀具磨损未及时更换</w:t>
       </w:r>
       <w:r>
         <w:rPr>
@@ -2027,7 +2026,6 @@
           <w:i w:val="0"/>
           <w:sz w:val="22"/>
         </w:rPr>
-        <w:t>：通过鱼骨图分析发现，主要原因是搓丝轮磨损未及时更换</w:t>
       </w:r>
     </w:p>
     <w:p>
@@ -2064,7 +2062,7 @@
           <w:i w:val="0"/>
           <w:sz w:val="22"/>
         </w:rPr>
-        <w:t>建立搓丝轮寿命管理台账</w:t>
+        <w:t>建立加工刀具寿命管理台账</w:t>
       </w:r>
     </w:p>
     <w:p>
@@ -2092,7 +2090,7 @@
           <w:i w:val="0"/>
           <w:sz w:val="22"/>
         </w:rPr>
-        <w:t>制定搓丝轮更换标准</w:t>
+        <w:t>制定加工刀具更换标准</w:t>
       </w:r>
     </w:p>
     <w:p>
@@ -2322,7 +2320,7 @@
           <w:i w:val="0"/>
           <w:sz w:val="26"/>
         </w:rPr>
-        <w:t>3.3 紧固件行业的典型表现</w:t>
+        <w:t>3.3 制造业的典型表现</w:t>
       </w:r>
     </w:p>
     <w:tbl>
@@ -2986,7 +2984,7 @@
           <w:i w:val="0"/>
           <w:sz w:val="26"/>
         </w:rPr>
-        <w:t>4.2 紧固件行业的典型表现</w:t>
+        <w:t>4.2 制造业的典型表现</w:t>
       </w:r>
     </w:p>
     <w:tbl>
@@ -3104,7 +3102,9 @@
             <w:tcW w:type="dxa" w:w="2767"/>
           </w:tcPr>
           <w:p>
-            <w:r/>
+            <w:r>
+              <w:t>机加工工序等待原材料到货</w:t>
+            </w:r>
             <w:r>
               <w:rPr>
                 <w:rFonts w:ascii="SimSun" w:hAnsi="SimSun"/>
@@ -3112,7 +3112,6 @@
                 <w:i w:val="0"/>
                 <w:sz w:val="20"/>
               </w:rPr>
-              <w:t>冷镦工序等待原材料到货</w:t>
             </w:r>
           </w:p>
         </w:tc>
@@ -3746,7 +3745,7 @@
           <w:i w:val="0"/>
           <w:sz w:val="22"/>
         </w:rPr>
-        <w:t>案例：冷镦工序等料问题改善</w:t>
+        <w:t>案例：机加工工序等料问题改善</w:t>
       </w:r>
     </w:p>
     <w:p>
@@ -3760,7 +3759,7 @@
           <w:i w:val="0"/>
           <w:sz w:val="22"/>
         </w:rPr>
-        <w:t>问题</w:t>
+        <w:t>问题：机加工线平均每班等待原材料 45 分钟</w:t>
       </w:r>
       <w:r>
         <w:rPr>
@@ -3769,7 +3768,6 @@
           <w:i w:val="0"/>
           <w:sz w:val="22"/>
         </w:rPr>
-        <w:t>：冷镦线平均每班等待原材料 45 分钟</w:t>
       </w:r>
     </w:p>
     <w:p>
@@ -3944,7 +3942,7 @@
           <w:i w:val="0"/>
           <w:sz w:val="26"/>
         </w:rPr>
-        <w:t>5.2 紧固件行业的典型表现</w:t>
+        <w:t>5.2 制造业的典型表现</w:t>
       </w:r>
     </w:p>
     <w:tbl>
@@ -4687,7 +4685,7 @@
           <w:i w:val="0"/>
           <w:sz w:val="26"/>
         </w:rPr>
-        <w:t>6.2 紧固件行业的典型表现</w:t>
+        <w:t>6.2 制造业的典型表现</w:t>
       </w:r>
     </w:p>
     <w:tbl>
@@ -4805,7 +4803,9 @@
             <w:tcW w:type="dxa" w:w="2767"/>
           </w:tcPr>
           <w:p>
-            <w:r/>
+            <w:r>
+              <w:t>从机加工车间到热处理车间</w:t>
+            </w:r>
             <w:r>
               <w:rPr>
                 <w:rFonts w:ascii="SimSun" w:hAnsi="SimSun"/>
@@ -4813,7 +4813,6 @@
                 <w:i w:val="0"/>
                 <w:sz w:val="20"/>
               </w:rPr>
-              <w:t>从冷镦车间到热处理车间</w:t>
             </w:r>
           </w:p>
         </w:tc>
@@ -5853,7 +5852,7 @@
           <w:i w:val="0"/>
           <w:sz w:val="26"/>
         </w:rPr>
-        <w:t>7.3 紧固件行业的典型表现</w:t>
+        <w:t>7.3 制造业的典型表现</w:t>
       </w:r>
     </w:p>
     <w:tbl>
@@ -5971,7 +5970,9 @@
             <w:tcW w:type="dxa" w:w="2767"/>
           </w:tcPr>
           <w:p>
-            <w:r/>
+            <w:r>
+              <w:t>卷料、原材料大量囤积</w:t>
+            </w:r>
             <w:r>
               <w:rPr>
                 <w:rFonts w:ascii="SimSun" w:hAnsi="SimSun"/>
@@ -5979,7 +5980,6 @@
                 <w:i w:val="0"/>
                 <w:sz w:val="20"/>
               </w:rPr>
-              <w:t>盘元、线材大量囤积</w:t>
             </w:r>
           </w:p>
         </w:tc>
@@ -6026,7 +6026,9 @@
             <w:shd w:fill="EDF2F9" w:val="clear"/>
           </w:tcPr>
           <w:p>
-            <w:r/>
+            <w:r>
+              <w:t>机加工后等待热处理的在制品</w:t>
+            </w:r>
             <w:r>
               <w:rPr>
                 <w:rFonts w:ascii="SimSun" w:hAnsi="SimSun"/>
@@ -6034,7 +6036,6 @@
                 <w:i w:val="0"/>
                 <w:sz w:val="20"/>
               </w:rPr>
-              <w:t>冷镦后等待热处理的在制品</w:t>
             </w:r>
           </w:p>
         </w:tc>
@@ -6563,7 +6564,7 @@
           <w:i w:val="0"/>
           <w:sz w:val="26"/>
         </w:rPr>
-        <w:t>8.2 紧固件行业的典型表现</w:t>
+        <w:t>8.2 制造业的典型表现</w:t>
       </w:r>
     </w:p>
     <w:tbl>
@@ -7472,7 +7473,7 @@
           <w:i w:val="0"/>
           <w:sz w:val="26"/>
         </w:rPr>
-        <w:t>9.2 紧固件行业的典型表现</w:t>
+        <w:t>9.2 制造业的典型表现</w:t>
       </w:r>
     </w:p>
     <w:tbl>
@@ -9267,7 +9268,7 @@
           <w:i w:val="0"/>
           <w:sz w:val="26"/>
         </w:rPr>
-        <w:t>11.3 紧固件企业常见浪费优先级参考</w:t>
+        <w:t>11.3 制造企业常见浪费优先级参考</w:t>
       </w:r>
     </w:p>
     <w:tbl>
